--- a/docs/Kursova_rabota_2401322040.docx
+++ b/docs/Kursova_rabota_2401322040.docx
@@ -104,9 +104,8 @@
         <w:rPr>
           <w:b/>
           <w:i w:val="0"/>
-          <w:highlight w:val="yellow"/>
         </w:rPr>
-        <w:t>[Име и фамилия]</w:t>
+        <w:t>Зефир Керозов</w:t>
       </w:r>
     </w:p>
     <w:p>
@@ -147,31 +146,8 @@
         <w:rPr>
           <w:b/>
           <w:i w:val="0"/>
-          <w:highlight w:val="yellow"/>
         </w:rPr>
-        <w:t>[Специалност]</w:t>
-      </w:r>
-    </w:p>
-    <w:p>
-      <w:pPr>
-        <w:spacing w:before="0" w:after="60"/>
-        <w:ind w:left="4819"/>
-      </w:pPr>
-      <w:r>
-        <w:rPr>
-          <w:b w:val="0"/>
-          <w:i w:val="0"/>
-          <w:color w:val="55605A"/>
-        </w:rPr>
-        <w:t xml:space="preserve">Курс / група: </w:t>
-      </w:r>
-      <w:r>
-        <w:rPr>
-          <w:b/>
-          <w:i w:val="0"/>
-          <w:highlight w:val="yellow"/>
-        </w:rPr>
-        <w:t>[Курс / група]</w:t>
+        <w:t>Софтуерно инженерство</w:t>
       </w:r>
     </w:p>
     <w:p>
